--- a/Noel_Villaluz_Resume.docx
+++ b/Noel_Villaluz_Resume.docx
@@ -4,24 +4,34 @@
   <w:body>
     <w:p>
       <w:pPr>
+        <w:pBdr>
+          <w:top w:val="single" w:sz="4" w:space="1" w:color="auto"/>
+        </w:pBdr>
         <w:rPr>
           <w:rFonts w:asciiTheme="minorBidi" w:hAnsiTheme="minorBidi" w:cstheme="minorBidi"/>
+          <w:sz w:val="20"/>
         </w:rPr>
       </w:pPr>
       <w:r>
         <w:rPr>
           <w:rFonts w:asciiTheme="minorBidi" w:hAnsiTheme="minorBidi" w:cstheme="minorBidi"/>
+          <w:sz w:val="20"/>
+        </w:rPr>
+        <w:sym w:font="Symbol" w:char="F0B7"/>
+      </w:r>
+      <w:r>
+        <w:rPr>
           <w:noProof/>
           <w:lang w:val="en-PH" w:eastAsia="en-PH"/>
         </w:rPr>
         <w:drawing>
-          <wp:anchor distT="0" distB="0" distL="114300" distR="114300" simplePos="0" relativeHeight="251662336" behindDoc="0" locked="0" layoutInCell="1" allowOverlap="1" wp14:anchorId="452469AA" wp14:editId="20F66D23">
+          <wp:anchor distT="0" distB="0" distL="114300" distR="114300" simplePos="0" relativeHeight="251659264" behindDoc="0" locked="0" layoutInCell="1" allowOverlap="1" wp14:anchorId="452469AA" wp14:editId="4F2E18C8">
             <wp:simplePos x="0" y="0"/>
             <wp:positionH relativeFrom="column">
               <wp:posOffset>-6985</wp:posOffset>
             </wp:positionH>
             <wp:positionV relativeFrom="paragraph">
-              <wp:posOffset>-847725</wp:posOffset>
+              <wp:posOffset>-835025</wp:posOffset>
             </wp:positionV>
             <wp:extent cx="704850" cy="723900"/>
             <wp:effectExtent l="19050" t="0" r="0" b="0"/>
@@ -58,6 +68,128 @@
           </wp:anchor>
         </w:drawing>
       </w:r>
+      <w:r>
+        <w:rPr>
+          <w:rFonts w:asciiTheme="minorBidi" w:hAnsiTheme="minorBidi" w:cstheme="minorBidi"/>
+          <w:sz w:val="20"/>
+        </w:rPr>
+        <w:t xml:space="preserve"> </w:t>
+      </w:r>
+      <w:hyperlink r:id="rId9" w:history="1">
+        <w:r>
+          <w:rPr>
+            <w:rStyle w:val="Hyperlink"/>
+            <w:rFonts w:ascii="Arial" w:hAnsi="Arial" w:cs="Arial"/>
+            <w:sz w:val="20"/>
+          </w:rPr>
+          <w:t>www.noelfvillaluzpee.com</w:t>
+        </w:r>
+      </w:hyperlink>
+      <w:r>
+        <w:rPr>
+          <w:rFonts w:ascii="Arial" w:hAnsi="Arial" w:cs="Arial"/>
+          <w:sz w:val="20"/>
+        </w:rPr>
+        <w:t xml:space="preserve"> </w:t>
+      </w:r>
+      <w:r>
+        <w:rPr>
+          <w:rFonts w:ascii="Arial" w:hAnsi="Arial" w:cs="Arial"/>
+          <w:sz w:val="20"/>
+        </w:rPr>
+        <w:t xml:space="preserve"> </w:t>
+      </w:r>
+      <w:r>
+        <w:rPr>
+          <w:rFonts w:ascii="Arial" w:hAnsi="Arial" w:cs="Arial"/>
+          <w:sz w:val="20"/>
+        </w:rPr>
+        <w:t xml:space="preserve">  </w:t>
+      </w:r>
+      <w:r>
+        <w:rPr>
+          <w:rFonts w:ascii="Arial" w:hAnsi="Arial" w:cs="Arial"/>
+          <w:sz w:val="20"/>
+        </w:rPr>
+        <w:sym w:font="Symbol" w:char="F0B7"/>
+      </w:r>
+      <w:r>
+        <w:rPr>
+          <w:rFonts w:ascii="Arial" w:hAnsi="Arial" w:cs="Arial"/>
+          <w:sz w:val="20"/>
+        </w:rPr>
+        <w:t xml:space="preserve"> </w:t>
+      </w:r>
+      <w:hyperlink r:id="rId10" w:history="1">
+        <w:r>
+          <w:rPr>
+            <w:rStyle w:val="Hyperlink"/>
+            <w:rFonts w:ascii="Arial" w:hAnsi="Arial" w:cs="Arial"/>
+            <w:sz w:val="20"/>
+          </w:rPr>
+          <w:t>noeleon.1101@gmail.com</w:t>
+        </w:r>
+      </w:hyperlink>
+      <w:r>
+        <w:rPr>
+          <w:rFonts w:ascii="Arial" w:hAnsi="Arial" w:cs="Arial"/>
+          <w:sz w:val="20"/>
+        </w:rPr>
+        <w:t xml:space="preserve"> </w:t>
+      </w:r>
+      <w:r>
+        <w:rPr>
+          <w:rFonts w:ascii="Arial" w:hAnsi="Arial" w:cs="Arial"/>
+          <w:sz w:val="20"/>
+        </w:rPr>
+        <w:t xml:space="preserve">  </w:t>
+      </w:r>
+      <w:r>
+        <w:rPr>
+          <w:rFonts w:ascii="Arial" w:hAnsi="Arial" w:cs="Arial"/>
+          <w:sz w:val="20"/>
+        </w:rPr>
+        <w:sym w:font="Symbol" w:char="F0B7"/>
+      </w:r>
+      <w:r>
+        <w:rPr>
+          <w:rFonts w:ascii="Arial" w:hAnsi="Arial" w:cs="Arial"/>
+          <w:sz w:val="20"/>
+        </w:rPr>
+        <w:t xml:space="preserve"> UAE: </w:t>
+      </w:r>
+      <w:r>
+        <w:rPr>
+          <w:rFonts w:asciiTheme="minorBidi" w:hAnsiTheme="minorBidi" w:cstheme="minorBidi"/>
+          <w:sz w:val="20"/>
+        </w:rPr>
+        <w:t>+971508146991,</w:t>
+      </w:r>
+      <w:r>
+        <w:rPr>
+          <w:rFonts w:asciiTheme="minorBidi" w:hAnsiTheme="minorBidi" w:cstheme="minorBidi"/>
+          <w:sz w:val="20"/>
+        </w:rPr>
+        <w:t xml:space="preserve"> Phils: </w:t>
+      </w:r>
+      <w:r>
+        <w:rPr>
+          <w:rFonts w:asciiTheme="minorBidi" w:hAnsiTheme="minorBidi" w:cstheme="minorBidi"/>
+          <w:sz w:val="20"/>
+        </w:rPr>
+        <w:t>+639178026922</w:t>
+      </w:r>
+    </w:p>
+    <w:p>
+      <w:pPr>
+        <w:pBdr>
+          <w:top w:val="single" w:sz="4" w:space="1" w:color="auto"/>
+        </w:pBdr>
+        <w:rPr>
+          <w:rFonts w:asciiTheme="minorBidi" w:hAnsiTheme="minorBidi" w:cstheme="minorBidi"/>
+          <w:sz w:val="20"/>
+        </w:rPr>
+      </w:pPr>
     </w:p>
     <w:p>
       <w:pPr>
@@ -1180,7 +1312,23 @@
           <w:rFonts w:asciiTheme="minorBidi" w:eastAsia="Arial" w:hAnsiTheme="minorBidi" w:cstheme="minorBidi"/>
           <w:sz w:val="20"/>
         </w:rPr>
-        <w:t>Manuel S. Enverga University Foundation Inc., Lucena City, Philippines</w:t>
+        <w:t xml:space="preserve">Manuel S. </w:t>
+      </w:r>
+      <w:proofErr w:type="spellStart"/>
+      <w:r>
+        <w:rPr>
+          <w:rFonts w:asciiTheme="minorBidi" w:eastAsia="Arial" w:hAnsiTheme="minorBidi" w:cstheme="minorBidi"/>
+          <w:sz w:val="20"/>
+        </w:rPr>
+        <w:t>Enverga</w:t>
+      </w:r>
+      <w:proofErr w:type="spellEnd"/>
+      <w:r>
+        <w:rPr>
+          <w:rFonts w:asciiTheme="minorBidi" w:eastAsia="Arial" w:hAnsiTheme="minorBidi" w:cstheme="minorBidi"/>
+          <w:sz w:val="20"/>
+        </w:rPr>
+        <w:t xml:space="preserve"> University Foundation Inc., Lucena City, Philippines</w:t>
       </w:r>
     </w:p>
     <w:p>
@@ -1343,6 +1491,7 @@
         </w:rPr>
         <w:t xml:space="preserve">ARAMCO </w:t>
       </w:r>
+      <w:proofErr w:type="spellStart"/>
       <w:r>
         <w:rPr>
           <w:rFonts w:ascii="Segoe UI" w:hAnsi="Segoe UI" w:cs="Segoe UI"/>
@@ -1350,7 +1499,17 @@
           <w:szCs w:val="21"/>
           <w:shd w:val="clear" w:color="auto" w:fill="FFFFFF"/>
         </w:rPr>
-        <w:t xml:space="preserve">Zuluf AM Crude Platform </w:t>
+        <w:t>Zuluf</w:t>
+      </w:r>
+      <w:proofErr w:type="spellEnd"/>
+      <w:r>
+        <w:rPr>
+          <w:rFonts w:ascii="Segoe UI" w:hAnsi="Segoe UI" w:cs="Segoe UI"/>
+          <w:sz w:val="21"/>
+          <w:szCs w:val="21"/>
+          <w:shd w:val="clear" w:color="auto" w:fill="FFFFFF"/>
+        </w:rPr>
+        <w:t xml:space="preserve"> AM Crude Platform </w:t>
       </w:r>
       <w:r>
         <w:rPr>
@@ -2180,7 +2339,16 @@
           <w:color w:val="000000"/>
           <w:sz w:val="20"/>
         </w:rPr>
-        <w:t>ARAMCO Ja</w:t>
+        <w:t xml:space="preserve">ARAMCO </w:t>
+      </w:r>
+      <w:proofErr w:type="spellStart"/>
+      <w:r>
+        <w:rPr>
+          <w:rFonts w:asciiTheme="minorBidi" w:eastAsia="Arial" w:hAnsiTheme="minorBidi" w:cstheme="minorBidi"/>
+          <w:color w:val="000000"/>
+          <w:sz w:val="20"/>
+        </w:rPr>
+        <w:t>Ja</w:t>
       </w:r>
       <w:r>
         <w:rPr>
@@ -2190,6 +2358,7 @@
         </w:rPr>
         <w:t>furah</w:t>
       </w:r>
+      <w:proofErr w:type="spellEnd"/>
       <w:r>
         <w:rPr>
           <w:rFonts w:asciiTheme="minorBidi" w:hAnsiTheme="minorBidi" w:cstheme="minorBidi"/>
@@ -2227,13 +2396,23 @@
         </w:rPr>
         <w:t xml:space="preserve">– </w:t>
       </w:r>
+      <w:proofErr w:type="spellStart"/>
       <w:r>
         <w:rPr>
           <w:rFonts w:asciiTheme="minorBidi" w:hAnsiTheme="minorBidi" w:cstheme="minorBidi"/>
           <w:color w:val="404040" w:themeColor="text1" w:themeTint="BF"/>
           <w:sz w:val="20"/>
         </w:rPr>
-        <w:t>Jafurah, Saudi Arabia</w:t>
+        <w:t>Jafurah</w:t>
+      </w:r>
+      <w:proofErr w:type="spellEnd"/>
+      <w:r>
+        <w:rPr>
+          <w:rFonts w:asciiTheme="minorBidi" w:hAnsiTheme="minorBidi" w:cstheme="minorBidi"/>
+          <w:color w:val="404040" w:themeColor="text1" w:themeTint="BF"/>
+          <w:sz w:val="20"/>
+        </w:rPr>
+        <w:t>, Saudi Arabia</w:t>
       </w:r>
     </w:p>
     <w:p>
@@ -2814,6 +2993,7 @@
           <w:rFonts w:asciiTheme="minorBidi" w:eastAsia="Arial" w:hAnsiTheme="minorBidi" w:cstheme="minorBidi"/>
           <w:sz w:val="20"/>
         </w:rPr>
+        <w:lastRenderedPageBreak/>
         <w:t xml:space="preserve">Attends and participates in all required client and company meetings. </w:t>
       </w:r>
     </w:p>
@@ -3053,6 +3233,7 @@
           <w:sz w:val="20"/>
         </w:rPr>
       </w:pPr>
+      <w:proofErr w:type="spellStart"/>
       <w:r>
         <w:rPr>
           <w:rFonts w:asciiTheme="minorBidi" w:eastAsia="Arial" w:hAnsiTheme="minorBidi" w:cstheme="minorBidi"/>
@@ -3061,6 +3242,7 @@
         </w:rPr>
         <w:t>ApplusVelosi</w:t>
       </w:r>
+      <w:proofErr w:type="spellEnd"/>
       <w:r>
         <w:rPr>
           <w:rFonts w:asciiTheme="minorBidi" w:eastAsia="Arial" w:hAnsiTheme="minorBidi" w:cstheme="minorBidi"/>
@@ -3085,13 +3267,23 @@
         </w:rPr>
         <w:t xml:space="preserve">ARAMCO </w:t>
       </w:r>
-      <w:r>
-        <w:rPr>
-          <w:rFonts w:asciiTheme="minorBidi" w:eastAsia="Arial" w:hAnsiTheme="minorBidi" w:cstheme="minorBidi"/>
-          <w:color w:val="000000"/>
-          <w:sz w:val="20"/>
-        </w:rPr>
-        <w:t>Hawiyah and Haradh Gas Compression Plant Project</w:t>
+      <w:proofErr w:type="spellStart"/>
+      <w:r>
+        <w:rPr>
+          <w:rFonts w:asciiTheme="minorBidi" w:eastAsia="Arial" w:hAnsiTheme="minorBidi" w:cstheme="minorBidi"/>
+          <w:color w:val="000000"/>
+          <w:sz w:val="20"/>
+        </w:rPr>
+        <w:t>Hawiyah</w:t>
+      </w:r>
+      <w:proofErr w:type="spellEnd"/>
+      <w:r>
+        <w:rPr>
+          <w:rFonts w:asciiTheme="minorBidi" w:eastAsia="Arial" w:hAnsiTheme="minorBidi" w:cstheme="minorBidi"/>
+          <w:color w:val="000000"/>
+          <w:sz w:val="20"/>
+        </w:rPr>
+        <w:t xml:space="preserve"> and Haradh Gas Compression Plant Project</w:t>
       </w:r>
       <w:r>
         <w:rPr>
@@ -4313,6 +4505,7 @@
           <w:rFonts w:asciiTheme="minorBidi" w:eastAsia="Arial" w:hAnsiTheme="minorBidi" w:cstheme="minorBidi"/>
           <w:sz w:val="20"/>
         </w:rPr>
+        <w:lastRenderedPageBreak/>
         <w:t xml:space="preserve">Mentors, teaches, </w:t>
       </w:r>
       <w:r>
@@ -4368,7 +4561,6 @@
           <w:b/>
           <w:sz w:val="20"/>
         </w:rPr>
-        <w:lastRenderedPageBreak/>
         <w:tab/>
       </w:r>
     </w:p>
@@ -5667,6 +5859,7 @@
         </w:rPr>
         <w:t>–</w:t>
       </w:r>
+      <w:proofErr w:type="spellStart"/>
       <w:r>
         <w:rPr>
           <w:rFonts w:asciiTheme="minorBidi" w:eastAsia="Arial" w:hAnsiTheme="minorBidi" w:cstheme="minorBidi"/>
@@ -5675,6 +5868,7 @@
         </w:rPr>
         <w:t>Daesun</w:t>
       </w:r>
+      <w:proofErr w:type="spellEnd"/>
       <w:r>
         <w:rPr>
           <w:rFonts w:asciiTheme="minorBidi" w:eastAsia="Arial" w:hAnsiTheme="minorBidi" w:cstheme="minorBidi"/>
@@ -5707,20 +5901,39 @@
           <w:sz w:val="20"/>
         </w:rPr>
       </w:pPr>
-      <w:r>
-        <w:rPr>
-          <w:rFonts w:asciiTheme="minorBidi" w:eastAsia="Arial" w:hAnsiTheme="minorBidi" w:cstheme="minorBidi"/>
-          <w:sz w:val="20"/>
-        </w:rPr>
-        <w:t xml:space="preserve">Koniambo Nickel Project (60,000 ta) - </w:t>
-      </w:r>
-      <w:r>
-        <w:rPr>
-          <w:rFonts w:asciiTheme="minorBidi" w:eastAsia="Arial" w:hAnsiTheme="minorBidi" w:cstheme="minorBidi"/>
-          <w:color w:val="000000"/>
-          <w:sz w:val="20"/>
-        </w:rPr>
-        <w:t xml:space="preserve">Vavouto, New Caledonia </w:t>
+      <w:proofErr w:type="spellStart"/>
+      <w:r>
+        <w:rPr>
+          <w:rFonts w:asciiTheme="minorBidi" w:eastAsia="Arial" w:hAnsiTheme="minorBidi" w:cstheme="minorBidi"/>
+          <w:sz w:val="20"/>
+        </w:rPr>
+        <w:t>Koniambo</w:t>
+      </w:r>
+      <w:proofErr w:type="spellEnd"/>
+      <w:r>
+        <w:rPr>
+          <w:rFonts w:asciiTheme="minorBidi" w:eastAsia="Arial" w:hAnsiTheme="minorBidi" w:cstheme="minorBidi"/>
+          <w:sz w:val="20"/>
+        </w:rPr>
+        <w:t xml:space="preserve"> Nickel Project (60,000 ta) - </w:t>
+      </w:r>
+      <w:proofErr w:type="spellStart"/>
+      <w:r>
+        <w:rPr>
+          <w:rFonts w:asciiTheme="minorBidi" w:eastAsia="Arial" w:hAnsiTheme="minorBidi" w:cstheme="minorBidi"/>
+          <w:color w:val="000000"/>
+          <w:sz w:val="20"/>
+        </w:rPr>
+        <w:t>Vavouto</w:t>
+      </w:r>
+      <w:proofErr w:type="spellEnd"/>
+      <w:r>
+        <w:rPr>
+          <w:rFonts w:asciiTheme="minorBidi" w:eastAsia="Arial" w:hAnsiTheme="minorBidi" w:cstheme="minorBidi"/>
+          <w:color w:val="000000"/>
+          <w:sz w:val="20"/>
+        </w:rPr>
+        <w:t xml:space="preserve">, New Caledonia </w:t>
       </w:r>
     </w:p>
     <w:p>
@@ -5997,7 +6210,43 @@
           <w:color w:val="000000"/>
           <w:sz w:val="20"/>
         </w:rPr>
-        <w:t>Raise a WCR (WinPCS Change Request) with causes and proofs to client’s WinPCS department for any instrument tag/activities and ITR to be deleted and/or to be changed, clarification of Punch-list clearing and scope of works.</w:t>
+        <w:t>Raise a WCR (</w:t>
+      </w:r>
+      <w:proofErr w:type="spellStart"/>
+      <w:r>
+        <w:rPr>
+          <w:rFonts w:asciiTheme="minorBidi" w:eastAsia="Arial" w:hAnsiTheme="minorBidi" w:cstheme="minorBidi"/>
+          <w:color w:val="000000"/>
+          <w:sz w:val="20"/>
+        </w:rPr>
+        <w:t>WinPCS</w:t>
+      </w:r>
+      <w:proofErr w:type="spellEnd"/>
+      <w:r>
+        <w:rPr>
+          <w:rFonts w:asciiTheme="minorBidi" w:eastAsia="Arial" w:hAnsiTheme="minorBidi" w:cstheme="minorBidi"/>
+          <w:color w:val="000000"/>
+          <w:sz w:val="20"/>
+        </w:rPr>
+        <w:t xml:space="preserve"> Change Request) with causes and proofs to client’s </w:t>
+      </w:r>
+      <w:proofErr w:type="spellStart"/>
+      <w:r>
+        <w:rPr>
+          <w:rFonts w:asciiTheme="minorBidi" w:eastAsia="Arial" w:hAnsiTheme="minorBidi" w:cstheme="minorBidi"/>
+          <w:color w:val="000000"/>
+          <w:sz w:val="20"/>
+        </w:rPr>
+        <w:t>WinPCS</w:t>
+      </w:r>
+      <w:proofErr w:type="spellEnd"/>
+      <w:r>
+        <w:rPr>
+          <w:rFonts w:asciiTheme="minorBidi" w:eastAsia="Arial" w:hAnsiTheme="minorBidi" w:cstheme="minorBidi"/>
+          <w:color w:val="000000"/>
+          <w:sz w:val="20"/>
+        </w:rPr>
+        <w:t xml:space="preserve"> department for any instrument tag/activities and ITR to be deleted and/or to be changed, clarification of Punch-list clearing and scope of works.</w:t>
       </w:r>
     </w:p>
     <w:p>
@@ -6209,7 +6458,43 @@
           <w:color w:val="000000"/>
           <w:sz w:val="20"/>
         </w:rPr>
-        <w:t>ADCO Asab Full Field Development Project - Asab, United Arab Emirates</w:t>
+        <w:t xml:space="preserve">ADCO </w:t>
+      </w:r>
+      <w:proofErr w:type="spellStart"/>
+      <w:r>
+        <w:rPr>
+          <w:rFonts w:asciiTheme="minorBidi" w:eastAsia="Arial" w:hAnsiTheme="minorBidi" w:cstheme="minorBidi"/>
+          <w:color w:val="000000"/>
+          <w:sz w:val="20"/>
+        </w:rPr>
+        <w:t>Asab</w:t>
+      </w:r>
+      <w:proofErr w:type="spellEnd"/>
+      <w:r>
+        <w:rPr>
+          <w:rFonts w:asciiTheme="minorBidi" w:eastAsia="Arial" w:hAnsiTheme="minorBidi" w:cstheme="minorBidi"/>
+          <w:color w:val="000000"/>
+          <w:sz w:val="20"/>
+        </w:rPr>
+        <w:t xml:space="preserve"> Full Field Development Project - </w:t>
+      </w:r>
+      <w:proofErr w:type="spellStart"/>
+      <w:r>
+        <w:rPr>
+          <w:rFonts w:asciiTheme="minorBidi" w:eastAsia="Arial" w:hAnsiTheme="minorBidi" w:cstheme="minorBidi"/>
+          <w:color w:val="000000"/>
+          <w:sz w:val="20"/>
+        </w:rPr>
+        <w:t>Asab</w:t>
+      </w:r>
+      <w:proofErr w:type="spellEnd"/>
+      <w:r>
+        <w:rPr>
+          <w:rFonts w:asciiTheme="minorBidi" w:eastAsia="Arial" w:hAnsiTheme="minorBidi" w:cstheme="minorBidi"/>
+          <w:color w:val="000000"/>
+          <w:sz w:val="20"/>
+        </w:rPr>
+        <w:t>, United Arab Emirates</w:t>
       </w:r>
     </w:p>
     <w:p>
@@ -6307,7 +6592,25 @@
           <w:color w:val="000000"/>
           <w:sz w:val="20"/>
         </w:rPr>
-        <w:t>: gatch access road &amp; Tower structural pad making, Piling Layout Marking, Rebar Cage fabrication and installation, boring, pouring of 1</w:t>
+        <w:t xml:space="preserve">: </w:t>
+      </w:r>
+      <w:proofErr w:type="spellStart"/>
+      <w:r>
+        <w:rPr>
+          <w:rFonts w:asciiTheme="minorBidi" w:eastAsia="Arial" w:hAnsiTheme="minorBidi" w:cstheme="minorBidi"/>
+          <w:color w:val="000000"/>
+          <w:sz w:val="20"/>
+        </w:rPr>
+        <w:t>gatch</w:t>
+      </w:r>
+      <w:proofErr w:type="spellEnd"/>
+      <w:r>
+        <w:rPr>
+          <w:rFonts w:asciiTheme="minorBidi" w:eastAsia="Arial" w:hAnsiTheme="minorBidi" w:cstheme="minorBidi"/>
+          <w:color w:val="000000"/>
+          <w:sz w:val="20"/>
+        </w:rPr>
+        <w:t xml:space="preserve"> access road &amp; Tower structural pad making, Piling Layout Marking, Rebar Cage fabrication and installation, boring, pouring of 1</w:t>
       </w:r>
       <w:r>
         <w:rPr>
@@ -6660,7 +6963,6 @@
           <w:color w:val="222222"/>
           <w:sz w:val="20"/>
         </w:rPr>
-        <w:lastRenderedPageBreak/>
         <w:t>transformer and motor winding resistance test, motor solo run test, cable gland/conduit sealing, protection relays and other related/associated devices.</w:t>
       </w:r>
     </w:p>
@@ -6954,13 +7256,23 @@
           <w:sz w:val="20"/>
         </w:rPr>
       </w:pPr>
-      <w:r>
-        <w:rPr>
-          <w:rFonts w:asciiTheme="minorBidi" w:eastAsia="Arial" w:hAnsiTheme="minorBidi" w:cstheme="minorBidi"/>
-          <w:color w:val="000000"/>
-          <w:sz w:val="20"/>
-        </w:rPr>
-        <w:t>PetroRabigh Refinin</w:t>
+      <w:proofErr w:type="spellStart"/>
+      <w:r>
+        <w:rPr>
+          <w:rFonts w:asciiTheme="minorBidi" w:eastAsia="Arial" w:hAnsiTheme="minorBidi" w:cstheme="minorBidi"/>
+          <w:color w:val="000000"/>
+          <w:sz w:val="20"/>
+        </w:rPr>
+        <w:t>PetroRabigh</w:t>
+      </w:r>
+      <w:proofErr w:type="spellEnd"/>
+      <w:r>
+        <w:rPr>
+          <w:rFonts w:asciiTheme="minorBidi" w:eastAsia="Arial" w:hAnsiTheme="minorBidi" w:cstheme="minorBidi"/>
+          <w:color w:val="000000"/>
+          <w:sz w:val="20"/>
+        </w:rPr>
+        <w:t xml:space="preserve"> Refinin</w:t>
       </w:r>
       <w:r>
         <w:rPr>
@@ -7933,7 +8245,6 @@
           <w:color w:val="000000"/>
           <w:sz w:val="20"/>
         </w:rPr>
-        <w:lastRenderedPageBreak/>
         <w:t xml:space="preserve">Searches the component/devices/instrument which </w:t>
       </w:r>
       <w:r>
@@ -8379,7 +8690,7 @@
         </w:rPr>
         <w:t xml:space="preserve">Contact: </w:t>
       </w:r>
-      <w:hyperlink r:id="rId9" w:history="1">
+      <w:hyperlink r:id="rId11" w:history="1">
         <w:r>
           <w:t>noeleon.1101@gmail.com</w:t>
         </w:r>
@@ -8529,8 +8840,8 @@
       </w:r>
     </w:p>
     <w:sectPr>
-      <w:headerReference w:type="default" r:id="rId10"/>
-      <w:footerReference w:type="default" r:id="rId11"/>
+      <w:headerReference w:type="default" r:id="rId12"/>
+      <w:footerReference w:type="default" r:id="rId13"/>
       <w:pgSz w:w="11909" w:h="16834" w:code="9"/>
       <w:pgMar w:top="2160" w:right="1151" w:bottom="720" w:left="1151" w:header="720" w:footer="448" w:gutter="0"/>
       <w:cols w:space="720"/>
@@ -12019,6 +12330,119 @@
     </w:lvl>
   </w:abstractNum>
   <w:abstractNum w:abstractNumId="27" w15:restartNumberingAfterBreak="0">
+    <w:nsid w:val="6CE310FE"/>
+    <w:multiLevelType w:val="hybridMultilevel"/>
+    <w:tmpl w:val="8070DCF6"/>
+    <w:lvl w:ilvl="0" w:tplc="04090001">
+      <w:start w:val="1"/>
+      <w:numFmt w:val="bullet"/>
+      <w:lvlText w:val=""/>
+      <w:lvlJc w:val="left"/>
+      <w:pPr>
+        <w:ind w:left="720" w:hanging="360"/>
+      </w:pPr>
+      <w:rPr>
+        <w:rFonts w:ascii="Symbol" w:hAnsi="Symbol" w:hint="default"/>
+      </w:rPr>
+    </w:lvl>
+    <w:lvl w:ilvl="1" w:tplc="04090003" w:tentative="1">
+      <w:start w:val="1"/>
+      <w:numFmt w:val="bullet"/>
+      <w:lvlText w:val="o"/>
+      <w:lvlJc w:val="left"/>
+      <w:pPr>
+        <w:ind w:left="1440" w:hanging="360"/>
+      </w:pPr>
+      <w:rPr>
+        <w:rFonts w:ascii="Courier New" w:hAnsi="Courier New" w:cs="Courier New" w:hint="default"/>
+      </w:rPr>
+    </w:lvl>
+    <w:lvl w:ilvl="2" w:tplc="04090005" w:tentative="1">
+      <w:start w:val="1"/>
+      <w:numFmt w:val="bullet"/>
+      <w:lvlText w:val=""/>
+      <w:lvlJc w:val="left"/>
+      <w:pPr>
+        <w:ind w:left="2160" w:hanging="360"/>
+      </w:pPr>
+      <w:rPr>
+        <w:rFonts w:ascii="Wingdings" w:hAnsi="Wingdings" w:hint="default"/>
+      </w:rPr>
+    </w:lvl>
+    <w:lvl w:ilvl="3" w:tplc="04090001" w:tentative="1">
+      <w:start w:val="1"/>
+      <w:numFmt w:val="bullet"/>
+      <w:lvlText w:val=""/>
+      <w:lvlJc w:val="left"/>
+      <w:pPr>
+        <w:ind w:left="2880" w:hanging="360"/>
+      </w:pPr>
+      <w:rPr>
+        <w:rFonts w:ascii="Symbol" w:hAnsi="Symbol" w:hint="default"/>
+      </w:rPr>
+    </w:lvl>
+    <w:lvl w:ilvl="4" w:tplc="04090003" w:tentative="1">
+      <w:start w:val="1"/>
+      <w:numFmt w:val="bullet"/>
+      <w:lvlText w:val="o"/>
+      <w:lvlJc w:val="left"/>
+      <w:pPr>
+        <w:ind w:left="3600" w:hanging="360"/>
+      </w:pPr>
+      <w:rPr>
+        <w:rFonts w:ascii="Courier New" w:hAnsi="Courier New" w:cs="Courier New" w:hint="default"/>
+      </w:rPr>
+    </w:lvl>
+    <w:lvl w:ilvl="5" w:tplc="04090005" w:tentative="1">
+      <w:start w:val="1"/>
+      <w:numFmt w:val="bullet"/>
+      <w:lvlText w:val=""/>
+      <w:lvlJc w:val="left"/>
+      <w:pPr>
+        <w:ind w:left="4320" w:hanging="360"/>
+      </w:pPr>
+      <w:rPr>
+        <w:rFonts w:ascii="Wingdings" w:hAnsi="Wingdings" w:hint="default"/>
+      </w:rPr>
+    </w:lvl>
+    <w:lvl w:ilvl="6" w:tplc="04090001" w:tentative="1">
+      <w:start w:val="1"/>
+      <w:numFmt w:val="bullet"/>
+      <w:lvlText w:val=""/>
+      <w:lvlJc w:val="left"/>
+      <w:pPr>
+        <w:ind w:left="5040" w:hanging="360"/>
+      </w:pPr>
+      <w:rPr>
+        <w:rFonts w:ascii="Symbol" w:hAnsi="Symbol" w:hint="default"/>
+      </w:rPr>
+    </w:lvl>
+    <w:lvl w:ilvl="7" w:tplc="04090003" w:tentative="1">
+      <w:start w:val="1"/>
+      <w:numFmt w:val="bullet"/>
+      <w:lvlText w:val="o"/>
+      <w:lvlJc w:val="left"/>
+      <w:pPr>
+        <w:ind w:left="5760" w:hanging="360"/>
+      </w:pPr>
+      <w:rPr>
+        <w:rFonts w:ascii="Courier New" w:hAnsi="Courier New" w:cs="Courier New" w:hint="default"/>
+      </w:rPr>
+    </w:lvl>
+    <w:lvl w:ilvl="8" w:tplc="04090005" w:tentative="1">
+      <w:start w:val="1"/>
+      <w:numFmt w:val="bullet"/>
+      <w:lvlText w:val=""/>
+      <w:lvlJc w:val="left"/>
+      <w:pPr>
+        <w:ind w:left="6480" w:hanging="360"/>
+      </w:pPr>
+      <w:rPr>
+        <w:rFonts w:ascii="Wingdings" w:hAnsi="Wingdings" w:hint="default"/>
+      </w:rPr>
+    </w:lvl>
+  </w:abstractNum>
+  <w:abstractNum w:abstractNumId="28" w15:restartNumberingAfterBreak="0">
     <w:nsid w:val="6EDA6DCE"/>
     <w:multiLevelType w:val="hybridMultilevel"/>
     <w:tmpl w:val="A80A128A"/>
@@ -12131,7 +12555,7 @@
       </w:rPr>
     </w:lvl>
   </w:abstractNum>
-  <w:abstractNum w:abstractNumId="28" w15:restartNumberingAfterBreak="0">
+  <w:abstractNum w:abstractNumId="29" w15:restartNumberingAfterBreak="0">
     <w:nsid w:val="73DA4829"/>
     <w:multiLevelType w:val="hybridMultilevel"/>
     <w:tmpl w:val="06C65664"/>
@@ -12244,7 +12668,7 @@
       </w:rPr>
     </w:lvl>
   </w:abstractNum>
-  <w:abstractNum w:abstractNumId="29" w15:restartNumberingAfterBreak="0">
+  <w:abstractNum w:abstractNumId="30" w15:restartNumberingAfterBreak="0">
     <w:nsid w:val="75366EB0"/>
     <w:multiLevelType w:val="singleLevel"/>
     <w:tmpl w:val="04090001"/>
@@ -12264,7 +12688,7 @@
       </w:rPr>
     </w:lvl>
   </w:abstractNum>
-  <w:abstractNum w:abstractNumId="30" w15:restartNumberingAfterBreak="0">
+  <w:abstractNum w:abstractNumId="31" w15:restartNumberingAfterBreak="0">
     <w:nsid w:val="7636459C"/>
     <w:multiLevelType w:val="hybridMultilevel"/>
     <w:tmpl w:val="6CB60ABA"/>
@@ -12377,7 +12801,7 @@
       </w:rPr>
     </w:lvl>
   </w:abstractNum>
-  <w:abstractNum w:abstractNumId="31" w15:restartNumberingAfterBreak="0">
+  <w:abstractNum w:abstractNumId="32" w15:restartNumberingAfterBreak="0">
     <w:nsid w:val="77CC0EA9"/>
     <w:multiLevelType w:val="hybridMultilevel"/>
     <w:tmpl w:val="1DCEE954"/>
@@ -12490,7 +12914,7 @@
       </w:rPr>
     </w:lvl>
   </w:abstractNum>
-  <w:abstractNum w:abstractNumId="32" w15:restartNumberingAfterBreak="0">
+  <w:abstractNum w:abstractNumId="33" w15:restartNumberingAfterBreak="0">
     <w:nsid w:val="79A2212C"/>
     <w:multiLevelType w:val="hybridMultilevel"/>
     <w:tmpl w:val="CBF0761C"/>
@@ -12625,7 +13049,7 @@
       </w:rPr>
     </w:lvl>
   </w:abstractNum>
-  <w:abstractNum w:abstractNumId="33" w15:restartNumberingAfterBreak="0">
+  <w:abstractNum w:abstractNumId="34" w15:restartNumberingAfterBreak="0">
     <w:nsid w:val="7A88119C"/>
     <w:multiLevelType w:val="hybridMultilevel"/>
     <w:tmpl w:val="6F046E54"/>
@@ -12738,7 +13162,7 @@
       </w:rPr>
     </w:lvl>
   </w:abstractNum>
-  <w:abstractNum w:abstractNumId="34" w15:restartNumberingAfterBreak="0">
+  <w:abstractNum w:abstractNumId="35" w15:restartNumberingAfterBreak="0">
     <w:nsid w:val="7AC23EB6"/>
     <w:multiLevelType w:val="hybridMultilevel"/>
     <w:tmpl w:val="09CC4AAE"/>
@@ -12851,7 +13275,7 @@
       </w:rPr>
     </w:lvl>
   </w:abstractNum>
-  <w:abstractNum w:abstractNumId="35" w15:restartNumberingAfterBreak="0">
+  <w:abstractNum w:abstractNumId="36" w15:restartNumberingAfterBreak="0">
     <w:nsid w:val="7B9B4EED"/>
     <w:multiLevelType w:val="hybridMultilevel"/>
     <w:tmpl w:val="2C9A60AA"/>
@@ -12992,7 +13416,7 @@
       </w:rPr>
     </w:lvl>
   </w:abstractNum>
-  <w:abstractNum w:abstractNumId="36" w15:restartNumberingAfterBreak="0">
+  <w:abstractNum w:abstractNumId="37" w15:restartNumberingAfterBreak="0">
     <w:nsid w:val="7D63105A"/>
     <w:multiLevelType w:val="hybridMultilevel"/>
     <w:tmpl w:val="6F6C049E"/>
@@ -13136,19 +13560,19 @@
     <w:abstractNumId w:val="18"/>
   </w:num>
   <w:num w:numId="2" w16cid:durableId="1957787392">
-    <w:abstractNumId w:val="31"/>
+    <w:abstractNumId w:val="32"/>
   </w:num>
   <w:num w:numId="3" w16cid:durableId="1821069083">
     <w:abstractNumId w:val="0"/>
   </w:num>
   <w:num w:numId="4" w16cid:durableId="1295139937">
-    <w:abstractNumId w:val="34"/>
+    <w:abstractNumId w:val="35"/>
   </w:num>
   <w:num w:numId="5" w16cid:durableId="1234583577">
     <w:abstractNumId w:val="14"/>
   </w:num>
   <w:num w:numId="6" w16cid:durableId="1561789586">
-    <w:abstractNumId w:val="27"/>
+    <w:abstractNumId w:val="28"/>
   </w:num>
   <w:num w:numId="7" w16cid:durableId="193616496">
     <w:abstractNumId w:val="23"/>
@@ -13157,13 +13581,13 @@
     <w:abstractNumId w:val="3"/>
   </w:num>
   <w:num w:numId="9" w16cid:durableId="1890872619">
-    <w:abstractNumId w:val="36"/>
+    <w:abstractNumId w:val="37"/>
   </w:num>
   <w:num w:numId="10" w16cid:durableId="197739271">
     <w:abstractNumId w:val="19"/>
   </w:num>
   <w:num w:numId="11" w16cid:durableId="565772412">
-    <w:abstractNumId w:val="29"/>
+    <w:abstractNumId w:val="30"/>
   </w:num>
   <w:num w:numId="12" w16cid:durableId="850994634">
     <w:abstractNumId w:val="5"/>
@@ -13175,10 +13599,10 @@
     <w:abstractNumId w:val="13"/>
   </w:num>
   <w:num w:numId="15" w16cid:durableId="1015307454">
-    <w:abstractNumId w:val="35"/>
+    <w:abstractNumId w:val="36"/>
   </w:num>
   <w:num w:numId="16" w16cid:durableId="44910029">
-    <w:abstractNumId w:val="33"/>
+    <w:abstractNumId w:val="34"/>
   </w:num>
   <w:num w:numId="17" w16cid:durableId="1656183753">
     <w:abstractNumId w:val="6"/>
@@ -13199,10 +13623,10 @@
     <w:abstractNumId w:val="7"/>
   </w:num>
   <w:num w:numId="23" w16cid:durableId="179122033">
-    <w:abstractNumId w:val="30"/>
+    <w:abstractNumId w:val="31"/>
   </w:num>
   <w:num w:numId="24" w16cid:durableId="2140681763">
-    <w:abstractNumId w:val="32"/>
+    <w:abstractNumId w:val="33"/>
   </w:num>
   <w:num w:numId="25" w16cid:durableId="1726683274">
     <w:abstractNumId w:val="2"/>
@@ -13229,7 +13653,7 @@
     <w:abstractNumId w:val="9"/>
   </w:num>
   <w:num w:numId="33" w16cid:durableId="627471792">
-    <w:abstractNumId w:val="28"/>
+    <w:abstractNumId w:val="29"/>
   </w:num>
   <w:num w:numId="34" w16cid:durableId="113713602">
     <w:abstractNumId w:val="16"/>
@@ -13242,6 +13666,9 @@
   </w:num>
   <w:num w:numId="37" w16cid:durableId="975791254">
     <w:abstractNumId w:val="1"/>
+  </w:num>
+  <w:num w:numId="38" w16cid:durableId="313416519">
+    <w:abstractNumId w:val="27"/>
   </w:num>
 </w:numbering>
 </file>
@@ -13690,7 +14117,6 @@
   <w:style w:type="character" w:default="1" w:styleId="DefaultParagraphFont">
     <w:name w:val="Default Paragraph Font"/>
     <w:uiPriority w:val="1"/>
-    <w:semiHidden/>
     <w:unhideWhenUsed/>
   </w:style>
   <w:style w:type="table" w:default="1" w:styleId="TableNormal">
@@ -14030,6 +14456,18 @@
       <w:lang w:val="en-PH" w:eastAsia="en-PH"/>
     </w:rPr>
   </w:style>
+  <w:style w:type="character" w:styleId="UnresolvedMention">
+    <w:name w:val="Unresolved Mention"/>
+    <w:basedOn w:val="DefaultParagraphFont"/>
+    <w:uiPriority w:val="99"/>
+    <w:semiHidden/>
+    <w:unhideWhenUsed/>
+    <w:rsid w:val="002332EC"/>
+    <w:rPr>
+      <w:color w:val="605E5C"/>
+      <w:shd w:val="clear" w:color="auto" w:fill="E1DFDD"/>
+    </w:rPr>
+  </w:style>
 </w:styles>
 </file>
 
